--- a/eng/docx/007.content.docx
+++ b/eng/docx/007.content.docx
@@ -150,26 +150,6 @@
           <w:lang w:val="en_US" w:bidi="en_US"/>
         </w:rPr>
         <w:t>F</w:t>
-      </w:r>
-      <w:r>
-        <w:rPr>
-          <w:lang w:val="en_US" w:bidi="en_US"/>
-        </w:rPr>
-      </w:r>
-    </w:p>
-    <w:p>
-      <w:pPr/>
-      <w:r>
-        <w:rPr>
-          <w:lang w:val="en_US" w:bidi="en_US"/>
-        </w:rPr>
-      </w:r>
-      <w:r>
-        <w:rPr>
-          <w:i/>
-          <w:lang w:val="en_US" w:bidi="en_US"/>
-        </w:rPr>
-        <w:t>Faith and Good Deeds, False Prophets, Family, Community, and Sexual Sin, Famine, Fear of the Lord, Fearing People, Fishing in Galilee, Following Jesus, Four World Empires</w:t>
       </w:r>
       <w:r>
         <w:rPr>

--- a/eng/docx/007.content.docx
+++ b/eng/docx/007.content.docx
@@ -19,7 +19,7 @@
         <w:rPr>
           <w:lang w:val="en_US" w:bidi="en_US"/>
         </w:rPr>
-        <w:t>Resource: Study Notes - Themes (Tyndale)</w:t>
+        <w:t>Resource: Tyndale Open Study Notes</w:t>
       </w:r>
       <w:r>
         <w:rPr>
@@ -112,7 +112,7 @@
         <w:rPr>
           <w:lang w:val="en_US" w:bidi="en_US"/>
         </w:rPr>
-        <w:t>Study Notes - Themes (Tyndale)</w:t>
+        <w:t>Tyndale Open Study Notes</w:t>
       </w:r>
     </w:p>
     <w:p>

--- a/eng/docx/007.content.docx
+++ b/eng/docx/007.content.docx
@@ -22374,7 +22374,7 @@
         <w:rPr>
           <w:lang w:val="en_US" w:bidi="en_US"/>
         </w:rPr>
-        <w:t>). God said that King David would build "a house for My Name" in Jerusalem (</w:t>
+        <w:t>). God said that a descendant of King David would build "a house for My Name" in Jerusalem (</w:t>
       </w:r>
       <w:hyperlink r:id="rId411">
         <w:r>
@@ -22406,7 +22406,7 @@
         <w:rPr>
           <w:lang w:val="en_US" w:bidi="en_US"/>
         </w:rPr>
-        <w:t xml:space="preserve">For the people of Israel, the temple represented the land God promised to them and was marked by God's name. It was the ultimate symbol of God's relationship with Israel. Solomon prayed that God would remember this relationship and listen to their prayers at the temple. </w:t>
+        <w:t xml:space="preserve">For the people of Israel, the temple stood in the promised land as the place marked by God’s name and presence. It was the ultimate symbol of God's relationship with Israel. Solomon prayed that God would remember this relationship and listen to their prayers at the temple. </w:t>
       </w:r>
     </w:p>
     <w:p>
@@ -22451,7 +22451,7 @@
         <w:rPr>
           <w:lang w:val="en_US" w:bidi="en_US"/>
         </w:rPr>
-        <w:t>). Solomon's prayer uses God's personal name. This made the temple the main symbol of Israel's faith. The temple was the chosen place where the people kept and remembered God's covenant (the special agreement that God made with the Israelites). This is where the people of Israel called on God's name and acknowledged him in confession and praise.</w:t>
+        <w:t>). Solomon’s prayer repeatedly connects the temple with Yahweh’s name and with Israel’s covenant worship. This shows that the temple became an important center of Israel’s faith. The temple was the chosen place where the people kept and remembered God's covenant (the special agreement that God made with the Israelites). This is where the people of Israel called on God's name and acknowledged him in confession and praise.</w:t>
       </w:r>
     </w:p>
     <w:p>

--- a/eng/docx/007.content.docx
+++ b/eng/docx/007.content.docx
@@ -19,7 +19,7 @@
         <w:rPr>
           <w:lang w:val="en_US" w:bidi="en_US"/>
         </w:rPr>
-        <w:t>Resource: Tyndale Open Study Notes</w:t>
+        <w:t>Resource: Aquifer Open Study Notes (Themes)</w:t>
       </w:r>
       <w:r>
         <w:rPr>
@@ -112,7 +112,7 @@
         <w:rPr>
           <w:lang w:val="en_US" w:bidi="en_US"/>
         </w:rPr>
-        <w:t>Tyndale Open Study Notes</w:t>
+        <w:t>Aquifer Open Study Notes (Themes)</w:t>
       </w:r>
     </w:p>
     <w:p>
